--- a/QuadERP Marketing Kit/11_sms_campaign_templates.docx
+++ b/QuadERP Marketing Kit/11_sms_campaign_templates.docx
@@ -239,7 +239,7 @@
         <w:t xml:space="preserve"> </w:t>
       </w:r>
       <w:r>
-        <w:t xml:space="preserve">Alert trial users that their free trial is ending soon — create urgency to convert.</w:t>
+        <w:t xml:space="preserve">Alert trial users that their free trial is ending soon. Create urgency to convert.</w:t>
       </w:r>
     </w:p>
     <w:p>
@@ -864,7 +864,7 @@
         <w:t xml:space="preserve"> </w:t>
       </w:r>
       <w:r>
-        <w:t xml:space="preserve">Day 1 overdue (morning), Day 3 overdue (afternoon), Day 7 overdue (morning — final notice)</w:t>
+        <w:t xml:space="preserve">Day 1 overdue (morning), Day 3 overdue (afternoon), Day 7 overdue (morning. Final notice)</w:t>
       </w:r>
     </w:p>
     <w:p>
@@ -942,7 +942,7 @@
         <w:t xml:space="preserve"> </w:t>
       </w:r>
       <w:r>
-        <w:t xml:space="preserve">at the end if needed — this will push some messages over 160 characters, requiring a split into 2 SMS segments.</w:t>
+        <w:t xml:space="preserve">at the end if needed. This will push some messages over 160 characters, requiring a split into 2 SMS segments.</w:t>
       </w:r>
     </w:p>
     <w:p>
